--- a/documents/20-clearhaven-settlement-break-incident.docx
+++ b/documents/20-clearhaven-settlement-break-incident.docx
@@ -5060,7 +5060,7 @@
           <w:color w:val="222222"/>
           <w:sz w:val="24"/>
         </w:rPr>
-        <w:t>Warehouse leftover job Helen compared at 19:18 also keyed on filename. It doubled too. That is why her cross-check did not save us. Two systems, same shortcut, same CSD behavior. RailClear (fictional CSD) has done increment-and-resend before. Helen's 2021-2022 spreadsheet had 6 cases. March 3, 2022 was $1.18M apparent long. We wrote 'filename is not the key' in the 2022 design and then put filename back in a pump in May. I am stating that as a contributing factor, not a metaphor.</w:t>
+        <w:t>Warehouse leftover job Helen compared at 19:18 also keyed on filename. It doubled too. That is why her cross-check did not save us. Two systems, same shortcut, same CSD behavior. RailClear has done increment-and-resend before. Helen's 2021-2022 spreadsheet had 6 cases. March 3, 2022 was $1.18M apparent long. We wrote 'filename is not the key' in the 2022 design and then put filename back in a pump in May. I am stating that as a contributing factor, not a metaphor.</w:t>
       </w:r>
     </w:p>
     <w:p>
@@ -10262,7 +10262,7 @@
         <w:pStyle w:val="Heading1"/>
       </w:pPr>
       <w:r>
-        <w:t>Working remainder for CLH-INC-2023-204</w:t>
+        <w:t>Open work after November 16, 2023</w:t>
       </w:r>
     </w:p>
     <w:p>
@@ -10276,7 +10276,7 @@
           <w:color w:val="222222"/>
           <w:sz w:val="24"/>
         </w:rPr>
-        <w:t>The front of Incident report: November 14 settlement break after duplicate RailClear file is the document. This remainder is the leftover a colleague still trips on: named people, named boxes, named tickets, and the work I still owe after November 16, 2023. It is not a second log and it is not a stack of exhibits with the same stub. If a paragraph fights the decision in the front, strike the paragraph.</w:t>
+        <w:t>What follows is leftover work from Incident report: November 14 settlement break after duplicate RailClear file: named people, named boxes, named tickets, and the items I still owe. If a paragraph fights the decision in the front of CLH-INC-2023-204, strike the paragraph.</w:t>
       </w:r>
     </w:p>
     <w:p>
@@ -10430,7 +10430,7 @@
           <w:color w:val="222222"/>
           <w:sz w:val="24"/>
         </w:rPr>
-        <w:t>I will not put identifiers in chat, logs, or a support zip on a wiki that drifts. CLH-TDD-2022-021 and this file are the record. If Rahul Deshmukh needs a diagram, they get a permalink, not a photo of a whiteboard. sftp-clh-01.prod.us-east-1.northstar.internal stays out of the diagram title. If a new engineer asks where the leftover lives, I point here. I do not point at a Slack pin from November 16, 2023. Client Clearhaven.</w:t>
+        <w:t>I will not put identifiers in chat, logs, or a support zip on a wiki that drifts. CLH-TDD-2022-021 and this file are the record. If Rahul Deshmukh needs a diagram, they get a permalink, not a photo of a whiteboard. sftp-clh-01.prod.us-east-1.northstar.internal stays out of the diagram title. If a new engineer asks where the leftover lives, I point here. I do not point at a Slack pin from November 16, 2023.</w:t>
       </w:r>
     </w:p>
     <w:p>
@@ -12774,7 +12774,7 @@
           <w:color w:val="222222"/>
           <w:sz w:val="24"/>
         </w:rPr>
-        <w:t>People who were absent still get a usable remainder, not a transcript. Marcus Bell gets the decision, the refuse, and the date. They do not get a reconstruction of who raised their voice. If they object, they object on CLH-6416. Client Clearhaven. Author Aman Kumar.</w:t>
+        <w:t>People who were absent still get a usable remainder, not a transcript. Marcus Bell gets the decision, the refuse, and the date. They do not get a reconstruction of who raised their voice. If they object, they object on CLH-6416.</w:t>
       </w:r>
     </w:p>
     <w:p>
@@ -13819,7 +13819,7 @@
           <w:color w:val="222222"/>
           <w:sz w:val="24"/>
         </w:rPr>
-        <w:t>If you are implementing, keep the rejected alternative dead. If you are on-call, start read-only. If you are Rahul Deshmukh, the ask is unchanged: pick the path in the main body or send it back with a named objection. Sample I would still defend: 400 rows, 25 minutes, freeze respected. Strike this remainder if it ever fights the decision callout. Author Aman Kumar. Client Clearhaven.</w:t>
+        <w:t>If you are implementing, keep the rejected alternative dead. If you are on-call, start read-only. If you are Rahul Deshmukh, the ask is unchanged: pick the path in the main body or send it back with a named objection. Sample I would still defend: 400 rows, 25 minutes, freeze respected. Strike this section if it ever fights the decision callout.</w:t>
       </w:r>
     </w:p>
     <w:p>
@@ -13833,7 +13833,7 @@
           <w:color w:val="222222"/>
           <w:sz w:val="24"/>
         </w:rPr>
-        <w:t>This heading is the reopen rule, not a promise that nothing follows. If we still need words after the bank, they are named leftovers, not another copy of the same stub. detection gap, not a hero narrative is done as a heading when Helen Cho closes CLH-6412 or writes a new date.</w:t>
+        <w:t>This heading is the reopen rule. detection gap, not a hero narrative is done when Helen Cho closes CLH-6412 or writes a new date.</w:t>
       </w:r>
     </w:p>
     <w:p>
@@ -14985,7 +14985,7 @@
           <w:color w:val="222222"/>
           <w:sz w:val="24"/>
         </w:rPr>
-        <w:t>I am out of new section shapes. What follows is leftover owners and tickets already in this file, written so a colleague can act. I will not invent another exhibit format to fill a page budget.</w:t>
+        <w:t>Owners and tickets still attached to CLH-INC-2023-204, written so a colleague can act without hunting Slack. Close is a decision, a refuse, or a new date.</w:t>
       </w:r>
     </w:p>
     <w:p>
@@ -14999,7 +14999,7 @@
           <w:color w:val="222222"/>
           <w:sz w:val="24"/>
         </w:rPr>
-        <w:t>CLH-TDD-2022-021 still sits with Rahul Deshmukh. Host sftp-clh-01.prod.us-east-1.northstar.internal. Due November 27, 2023 unless they write a new date. Close is a decision, a refuse, or that date. I will not accept a status dump. Front-matter number I am not re-arguing: 14. If this leftover is done, Rahul Deshmukh marks CLH-TDD-2022-021 done. Aman Kumar will not keep a shadow list. Client Clearhaven.</w:t>
+        <w:t>CLH-TDD-2022-021 still sits with Rahul Deshmukh. Host sftp-clh-01.prod.us-east-1.northstar.internal. Due November 27, 2023 unless they write a new date. Close is a decision, a refuse, or that date. I will not accept a status dump. Front-matter number I am not re-arguing: 14. If this leftover is done, Rahul Deshmukh marks CLH-TDD-2022-021 done. Aman Kumar will not keep a shadow list.</w:t>
       </w:r>
     </w:p>
     <w:p>
@@ -15097,7 +15097,7 @@
           <w:color w:val="222222"/>
           <w:sz w:val="24"/>
         </w:rPr>
-        <w:t>Stop leftover: CLH-RB-2023-012 is not a twin of CLH-6416. Keep one thread. Jordan Hale on ingest-api.clh.staging.northstar.internal. If this paragraph fights the front of CLH-INC-2023-204, strike it. Due December 11, 2023. Client Clearhaven.</w:t>
+        <w:t>Stop leftover: CLH-RB-2023-012 is not a twin of CLH-6416. Keep one thread. Jordan Hale on ingest-api.clh.staging.northstar.internal. If this paragraph fights the front of CLH-INC-2023-204, strike it. Due December 11, 2023.</w:t>
       </w:r>
     </w:p>
     <w:p>
@@ -15111,7 +15111,7 @@
           <w:color w:val="222222"/>
           <w:sz w:val="24"/>
         </w:rPr>
-        <w:t>CLH-6416 still sits with Aman Kumar. Host sftp-clh-01.prod.us-east-1.northstar.internal. Due December 13, 2023 unless they write a new date. Close is a decision, a refuse, or that date. I will not accept a status dump. Front-matter number I am not re-arguing: 18441. If this leftover is done, Aman Kumar marks CLH-6416 done. Aman Kumar will not keep a shadow list. Client Clearhaven.</w:t>
+        <w:t>CLH-6416 still sits with Aman Kumar. Host sftp-clh-01.prod.us-east-1.northstar.internal. Due December 13, 2023 unless they write a new date. Close is a decision, a refuse, or that date. I will not accept a status dump. Front-matter number I am not re-arguing: 18441. If this leftover is done, Aman Kumar marks CLH-6416 done. Aman Kumar will not keep a shadow list.</w:t>
       </w:r>
     </w:p>
     <w:p>
